--- a/Imara_Afya_PRD.docx
+++ b/Imara_Afya_PRD.docx
@@ -3154,7 +3154,7 @@
         <w:spacing w:after="80" w:line="276"/>
       </w:pPr>
       <w:r>
-        <w:t>Download app → create an account with first name, last name, email, and password; agree to the Terms &amp; Conditions to continue.</w:t>
+        <w:t>Download app → create an account with first name, last name, email, password, and gender; agree to the Terms &amp; Conditions to continue.</w:t>
       </w:r>
     </w:p>
     <w:p>
@@ -3167,7 +3167,7 @@
         <w:spacing w:after="80" w:line="276"/>
       </w:pPr>
       <w:r>
-        <w:t>Complete profile: add a profile photo, height, weight, gender, and religion (defaults to Muslim).</w:t>
+        <w:t>Complete profile: add a profile photo, height, weight, and religion (defaults to Muslim).</w:t>
       </w:r>
     </w:p>
     <w:p>
